--- a/backend-exhibits/Dropbox to Egnyte Advanced Plan - Advanced Not Include.docx
+++ b/backend-exhibits/Dropbox to Egnyte Advanced Plan - Advanced Not Include.docx
@@ -47,7 +47,7 @@
             </w:pPr>
             <w:r>
               <w:rPr>
-                <w:rFonts w:ascii="Arial" w:eastAsia="Arial" w:hAnsi="Arial" w:cs="Arial"/>
+                <w:rFonts w:ascii="Arial" w:hAnsi="Arial" w:cs="Arial" w:eastAsia="Arial"/>
                 <w:b/>
                 <w:sz w:val="21"/>
               </w:rPr>
@@ -73,7 +73,7 @@
           <w:p>
             <w:r>
               <w:rPr>
-                <w:rFonts w:ascii="Arial" w:eastAsia="Arial" w:hAnsi="Arial" w:cs="Arial"/>
+                <w:rFonts w:ascii="Arial" w:hAnsi="Arial" w:cs="Arial" w:eastAsia="Arial"/>
                 <w:b/>
                 <w:sz w:val="21"/>
               </w:rPr>
@@ -98,7 +98,7 @@
             <w:proofErr w:type="spellStart"/>
             <w:r>
               <w:rPr>
-                <w:rFonts w:ascii="Arial" w:eastAsia="Arial" w:hAnsi="Arial" w:cs="Arial"/>
+                <w:rFonts w:ascii="Arial" w:hAnsi="Arial" w:cs="Arial" w:eastAsia="Arial"/>
                 <w:sz w:val="21"/>
               </w:rPr>
               <w:t>CloudFuze</w:t>
@@ -106,7 +106,7 @@
             <w:proofErr w:type="spellEnd"/>
             <w:r>
               <w:rPr>
-                <w:rFonts w:ascii="Arial" w:eastAsia="Arial" w:hAnsi="Arial" w:cs="Arial"/>
+                <w:rFonts w:ascii="Arial" w:hAnsi="Arial" w:cs="Arial" w:eastAsia="Arial"/>
                 <w:sz w:val="21"/>
               </w:rPr>
               <w:t xml:space="preserve"> preserves all root folder permissions along with access levels.</w:t>
@@ -131,7 +131,7 @@
           <w:p>
             <w:r>
               <w:rPr>
-                <w:rFonts w:ascii="Arial" w:eastAsia="Arial" w:hAnsi="Arial" w:cs="Arial"/>
+                <w:rFonts w:ascii="Arial" w:hAnsi="Arial" w:cs="Arial" w:eastAsia="Arial"/>
                 <w:b/>
                 <w:sz w:val="21"/>
               </w:rPr>
@@ -156,7 +156,7 @@
             <w:proofErr w:type="spellStart"/>
             <w:r>
               <w:rPr>
-                <w:rFonts w:ascii="Arial" w:eastAsia="Arial" w:hAnsi="Arial" w:cs="Arial"/>
+                <w:rFonts w:ascii="Arial" w:hAnsi="Arial" w:cs="Arial" w:eastAsia="Arial"/>
                 <w:sz w:val="21"/>
               </w:rPr>
               <w:t>CloudFuze</w:t>
@@ -164,7 +164,7 @@
             <w:proofErr w:type="spellEnd"/>
             <w:r>
               <w:rPr>
-                <w:rFonts w:ascii="Arial" w:eastAsia="Arial" w:hAnsi="Arial" w:cs="Arial"/>
+                <w:rFonts w:ascii="Arial" w:hAnsi="Arial" w:cs="Arial" w:eastAsia="Arial"/>
                 <w:sz w:val="21"/>
               </w:rPr>
               <w:t xml:space="preserve"> preserves all Root file permissions along with access levels.</w:t>
@@ -189,7 +189,7 @@
           <w:p>
             <w:r>
               <w:rPr>
-                <w:rFonts w:ascii="Arial" w:eastAsia="Arial" w:hAnsi="Arial" w:cs="Arial"/>
+                <w:rFonts w:ascii="Arial" w:hAnsi="Arial" w:cs="Arial" w:eastAsia="Arial"/>
                 <w:b/>
                 <w:sz w:val="21"/>
               </w:rPr>
@@ -215,7 +215,7 @@
             <w:proofErr w:type="spellStart"/>
             <w:r>
               <w:rPr>
-                <w:rFonts w:ascii="Arial" w:eastAsia="Arial" w:hAnsi="Arial" w:cs="Arial"/>
+                <w:rFonts w:ascii="Arial" w:hAnsi="Arial" w:cs="Arial" w:eastAsia="Arial"/>
                 <w:sz w:val="21"/>
               </w:rPr>
               <w:t>CloudFuze</w:t>
@@ -223,7 +223,7 @@
             <w:proofErr w:type="spellEnd"/>
             <w:r>
               <w:rPr>
-                <w:rFonts w:ascii="Arial" w:eastAsia="Arial" w:hAnsi="Arial" w:cs="Arial"/>
+                <w:rFonts w:ascii="Arial" w:hAnsi="Arial" w:cs="Arial" w:eastAsia="Arial"/>
                 <w:sz w:val="21"/>
               </w:rPr>
               <w:t xml:space="preserve"> preserves all subfolder permissions along with access levels.</w:t>
@@ -248,7 +248,7 @@
           <w:p>
             <w:r>
               <w:rPr>
-                <w:rFonts w:ascii="Arial" w:eastAsia="Arial" w:hAnsi="Arial" w:cs="Arial"/>
+                <w:rFonts w:ascii="Arial" w:hAnsi="Arial" w:cs="Arial" w:eastAsia="Arial"/>
                 <w:b/>
                 <w:sz w:val="21"/>
               </w:rPr>
@@ -273,7 +273,7 @@
             <w:proofErr w:type="spellStart"/>
             <w:r>
               <w:rPr>
-                <w:rFonts w:ascii="Arial" w:eastAsia="Arial" w:hAnsi="Arial" w:cs="Arial"/>
+                <w:rFonts w:ascii="Arial" w:hAnsi="Arial" w:cs="Arial" w:eastAsia="Arial"/>
                 <w:sz w:val="21"/>
               </w:rPr>
               <w:t>CloudFuze</w:t>
@@ -281,7 +281,7 @@
             <w:proofErr w:type="spellEnd"/>
             <w:r>
               <w:rPr>
-                <w:rFonts w:ascii="Arial" w:eastAsia="Arial" w:hAnsi="Arial" w:cs="Arial"/>
+                <w:rFonts w:ascii="Arial" w:hAnsi="Arial" w:cs="Arial" w:eastAsia="Arial"/>
                 <w:sz w:val="21"/>
               </w:rPr>
               <w:t xml:space="preserve"> preserves all inner file permissions along with access levels.</w:t>
@@ -306,7 +306,7 @@
           <w:p>
             <w:r>
               <w:rPr>
-                <w:rFonts w:ascii="Arial" w:eastAsia="Arial" w:hAnsi="Arial" w:cs="Arial"/>
+                <w:rFonts w:ascii="Arial" w:hAnsi="Arial" w:cs="Arial" w:eastAsia="Arial"/>
                 <w:b/>
                 <w:sz w:val="21"/>
               </w:rPr>
@@ -331,7 +331,7 @@
             <w:proofErr w:type="spellStart"/>
             <w:r>
               <w:rPr>
-                <w:rFonts w:ascii="Arial" w:eastAsia="Arial" w:hAnsi="Arial" w:cs="Arial"/>
+                <w:rFonts w:ascii="Arial" w:hAnsi="Arial" w:cs="Arial" w:eastAsia="Arial"/>
                 <w:sz w:val="21"/>
               </w:rPr>
               <w:t>CloudFuze</w:t>
@@ -339,7 +339,7 @@
             <w:proofErr w:type="spellEnd"/>
             <w:r>
               <w:rPr>
-                <w:rFonts w:ascii="Arial" w:eastAsia="Arial" w:hAnsi="Arial" w:cs="Arial"/>
+                <w:rFonts w:ascii="Arial" w:hAnsi="Arial" w:cs="Arial" w:eastAsia="Arial"/>
                 <w:sz w:val="21"/>
               </w:rPr>
               <w:t xml:space="preserve"> migrates all shared links from source to destination and maintains the type of links.</w:t>
@@ -364,7 +364,7 @@
           <w:p>
             <w:r>
               <w:rPr>
-                <w:rFonts w:ascii="Arial" w:eastAsia="Arial" w:hAnsi="Arial" w:cs="Arial"/>
+                <w:rFonts w:ascii="Arial" w:hAnsi="Arial" w:cs="Arial" w:eastAsia="Arial"/>
                 <w:b/>
                 <w:sz w:val="21"/>
               </w:rPr>
@@ -389,7 +389,7 @@
             <w:proofErr w:type="spellStart"/>
             <w:r>
               <w:rPr>
-                <w:rFonts w:ascii="Arial" w:eastAsia="Arial" w:hAnsi="Arial" w:cs="Arial"/>
+                <w:rFonts w:ascii="Arial" w:hAnsi="Arial" w:cs="Arial" w:eastAsia="Arial"/>
                 <w:sz w:val="21"/>
               </w:rPr>
               <w:t>CloudFuze</w:t>
@@ -397,7 +397,7 @@
             <w:proofErr w:type="spellEnd"/>
             <w:r>
               <w:rPr>
-                <w:rFonts w:ascii="Arial" w:eastAsia="Arial" w:hAnsi="Arial" w:cs="Arial"/>
+                <w:rFonts w:ascii="Arial" w:hAnsi="Arial" w:cs="Arial" w:eastAsia="Arial"/>
                 <w:sz w:val="21"/>
               </w:rPr>
               <w:t xml:space="preserve"> can migrate external permissions (Files/Folders shared with people of outside organizations) of files/folders to the destination along with access levels.</w:t>
@@ -422,7 +422,7 @@
           <w:p>
             <w:r>
               <w:rPr>
-                <w:rFonts w:ascii="Arial" w:eastAsia="Arial" w:hAnsi="Arial" w:cs="Arial"/>
+                <w:rFonts w:ascii="Arial" w:hAnsi="Arial" w:cs="Arial" w:eastAsia="Arial"/>
                 <w:b/>
                 <w:sz w:val="21"/>
               </w:rPr>
@@ -446,7 +446,7 @@
             </w:pPr>
             <w:r>
               <w:rPr>
-                <w:rFonts w:ascii="Arial" w:eastAsia="Arial" w:hAnsi="Arial" w:cs="Arial"/>
+                <w:rFonts w:ascii="Arial" w:hAnsi="Arial" w:cs="Arial" w:eastAsia="Arial"/>
                 <w:sz w:val="21"/>
               </w:rPr>
               <w:t>Maintaining the original timestamps, including creation and modification dates and times, when transferring data to the destination cloud.</w:t>
@@ -471,7 +471,7 @@
           <w:p>
             <w:r>
               <w:rPr>
-                <w:rFonts w:ascii="Arial" w:eastAsia="Arial" w:hAnsi="Arial" w:cs="Arial"/>
+                <w:rFonts w:ascii="Arial" w:hAnsi="Arial" w:cs="Arial" w:eastAsia="Arial"/>
                 <w:b/>
                 <w:sz w:val="21"/>
               </w:rPr>
@@ -495,7 +495,7 @@
             </w:pPr>
             <w:r>
               <w:rPr>
-                <w:rFonts w:ascii="Arial" w:eastAsia="Arial" w:hAnsi="Arial" w:cs="Arial"/>
+                <w:rFonts w:ascii="Arial" w:hAnsi="Arial" w:cs="Arial" w:eastAsia="Arial"/>
                 <w:sz w:val="21"/>
               </w:rPr>
               <w:t>The system will automatically prevent the generation of email notifications for collaborations on folders/files originating from the destination cloud.</w:t>
@@ -520,7 +520,7 @@
           <w:p>
             <w:r>
               <w:rPr>
-                <w:rFonts w:ascii="Arial" w:eastAsia="Arial" w:hAnsi="Arial" w:cs="Arial"/>
+                <w:rFonts w:ascii="Arial" w:hAnsi="Arial" w:cs="Arial" w:eastAsia="Arial"/>
                 <w:b/>
                 <w:sz w:val="21"/>
               </w:rPr>
@@ -544,7 +544,7 @@
             </w:pPr>
             <w:r>
               <w:rPr>
-                <w:rFonts w:ascii="Arial" w:eastAsia="Arial" w:hAnsi="Arial" w:cs="Arial"/>
+                <w:rFonts w:ascii="Arial" w:hAnsi="Arial" w:cs="Arial" w:eastAsia="Arial"/>
                 <w:sz w:val="21"/>
               </w:rPr>
               <w:t>The system retains the addresses of links present within a file, which point to other files in the cloud. These links' addresses will be transformed into appropriate destination formats during Migration.</w:t>
@@ -569,7 +569,7 @@
           <w:p>
             <w:r>
               <w:rPr>
-                <w:rFonts w:ascii="Arial" w:eastAsia="Arial" w:hAnsi="Arial" w:cs="Arial"/>
+                <w:rFonts w:ascii="Arial" w:hAnsi="Arial" w:cs="Arial" w:eastAsia="Arial"/>
                 <w:b/>
                 <w:sz w:val="21"/>
               </w:rPr>
@@ -593,7 +593,7 @@
             </w:pPr>
             <w:r>
               <w:rPr>
-                <w:rFonts w:ascii="Arial" w:eastAsia="Arial" w:hAnsi="Arial" w:cs="Arial"/>
+                <w:rFonts w:ascii="Arial" w:hAnsi="Arial" w:cs="Arial" w:eastAsia="Arial"/>
                 <w:sz w:val="21"/>
               </w:rPr>
               <w:t>Migration of all file versions from source to destination.</w:t>
@@ -618,7 +618,7 @@
           <w:p>
             <w:r>
               <w:rPr>
-                <w:rFonts w:ascii="Arial" w:eastAsia="Arial" w:hAnsi="Arial" w:cs="Arial"/>
+                <w:rFonts w:ascii="Arial" w:hAnsi="Arial" w:cs="Arial" w:eastAsia="Arial"/>
                 <w:b/>
                 <w:sz w:val="21"/>
               </w:rPr>
@@ -642,7 +642,7 @@
             </w:pPr>
             <w:r>
               <w:rPr>
-                <w:rFonts w:ascii="Arial" w:eastAsia="Arial" w:hAnsi="Arial" w:cs="Arial"/>
+                <w:rFonts w:ascii="Arial" w:hAnsi="Arial" w:cs="Arial" w:eastAsia="Arial"/>
                 <w:sz w:val="21"/>
               </w:rPr>
               <w:t>Migration of selective versions of files from source to destination. If we opt for five, the last five versions will get migrates to the destination.</w:t>
@@ -667,7 +667,7 @@
           <w:p>
             <w:r>
               <w:rPr>
-                <w:rFonts w:ascii="Arial" w:eastAsia="Arial" w:hAnsi="Arial" w:cs="Arial"/>
+                <w:rFonts w:ascii="Arial" w:hAnsi="Arial" w:cs="Arial" w:eastAsia="Arial"/>
                 <w:b/>
                 <w:sz w:val="21"/>
               </w:rPr>
@@ -691,7 +691,7 @@
             </w:pPr>
             <w:r>
               <w:rPr>
-                <w:rFonts w:ascii="Arial" w:eastAsia="Arial" w:hAnsi="Arial" w:cs="Arial"/>
+                <w:rFonts w:ascii="Arial" w:hAnsi="Arial" w:cs="Arial" w:eastAsia="Arial"/>
                 <w:sz w:val="21"/>
               </w:rPr>
               <w:t>In Dropbox we can add tags on files, those tags will not Migrate.</w:t>
@@ -716,7 +716,7 @@
           <w:p>
             <w:r>
               <w:rPr>
-                <w:rFonts w:ascii="Arial" w:eastAsia="Arial" w:hAnsi="Arial" w:cs="Arial"/>
+                <w:rFonts w:ascii="Arial" w:hAnsi="Arial" w:cs="Arial" w:eastAsia="Arial"/>
                 <w:b/>
                 <w:sz w:val="21"/>
               </w:rPr>
@@ -740,7 +740,7 @@
             </w:pPr>
             <w:r>
               <w:rPr>
-                <w:rFonts w:ascii="Arial" w:eastAsia="Arial" w:hAnsi="Arial" w:cs="Arial"/>
+                <w:rFonts w:ascii="Arial" w:hAnsi="Arial" w:cs="Arial" w:eastAsia="Arial"/>
                 <w:sz w:val="21"/>
               </w:rPr>
               <w:t>In the Dropbox we can create web shortcuts.</w:t>
@@ -764,10 +764,10 @@
   <w:docDefaults>
     <w:rPrDefault>
       <w:rPr>
-        <w:rFonts w:asciiTheme="minorHAnsi" w:eastAsiaTheme="minorEastAsia" w:hAnsiTheme="minorHAnsi" w:cstheme="minorBidi"/>
+        <w:rFonts w:ascii="Arial" w:hAnsi="Arial" w:cs="Arial" w:eastAsia="Arial"/>
         <w:kern w:val="2"/>
-        <w:sz w:val="24"/>
-        <w:szCs w:val="24"/>
+        <w:sz w:val="21"/>
+        <w:szCs w:val="21"/>
         <w:lang w:val="en-IN" w:eastAsia="en-IN" w:bidi="ar-SA"/>
         <w14:ligatures w14:val="standardContextual"/>
       </w:rPr>
@@ -1163,9 +1163,9 @@
       <w:spacing w:line="259" w:lineRule="auto"/>
     </w:pPr>
     <w:rPr>
-      <w:rFonts w:ascii="Calibri" w:eastAsia="Calibri" w:hAnsi="Calibri" w:cs="Calibri"/>
+      <w:rFonts w:ascii="Arial" w:hAnsi="Arial" w:cs="Arial" w:eastAsia="Arial"/>
       <w:color w:val="000000"/>
-      <w:sz w:val="22"/>
+      <w:sz w:val="21"/>
     </w:rPr>
   </w:style>
   <w:style w:type="character" w:default="1" w:styleId="DefaultParagraphFont">
